--- a/PRDs/entities/Engagement-Entity-PRD.docx
+++ b/PRDs/entities/Engagement-Entity-PRD.docx
@@ -281,7 +281,7 @@
                 <w:sz w:val="18"/>
                 <w:szCs w:val="18"/>
               </w:rPr>
-              <w:t xml:space="preserve">1.0</w:t>
+              <w:t xml:space="preserve">1.1</w:t>
             </w:r>
           </w:p>
         </w:tc>
@@ -399,7 +399,7 @@
                 <w:sz w:val="18"/>
                 <w:szCs w:val="18"/>
               </w:rPr>
-              <w:t xml:space="preserve">04-02-26 22:30</w:t>
+              <w:t xml:space="preserve">04-07-26 04:45</w:t>
             </w:r>
           </w:p>
         </w:tc>
@@ -457,7 +457,7 @@
                 <w:sz w:val="18"/>
                 <w:szCs w:val="18"/>
               </w:rPr>
-              <w:t xml:space="preserve">Master PRD v2.0, Entity Inventory v1.0, MN Domain PRD v1.0, Contact Entity PRD v1.0, Account Entity PRD v1.0</w:t>
+              <w:t xml:space="preserve">Master PRD v2.0, Entity Inventory v1.0, MN Domain PRD v1.0, Contact Entity PRD v1.0, Account Entity PRD v1.0, CR-PARTNER-MANAGE v1.0</w:t>
             </w:r>
           </w:p>
         </w:tc>
@@ -900,7 +900,7 @@
                 <w:sz w:val="18"/>
                 <w:szCs w:val="18"/>
               </w:rPr>
-              <w:t xml:space="preserve">Mentoring (MN)</w:t>
+              <w:t xml:space="preserve">Mentoring (MN), Client Recruiting (CR)</w:t>
             </w:r>
           </w:p>
         </w:tc>
@@ -929,7 +929,7 @@
           <w:sz w:val="18"/>
           <w:szCs w:val="18"/>
         </w:rPr>
-        <w:t xml:space="preserve">The Engagement entity represents the mentoring relationship linking a client organization to a volunteer mentor. It is a single-domain custom entity owned exclusively by the Mentoring (MN) domain and carries the heaviest field set in the domain, with fields defined across all five MN process documents.</w:t>
+        <w:t xml:space="preserve">The Engagement entity represents the mentoring relationship linking a client organization to a volunteer mentor. It is a custom entity primarily owned by the Mentoring (MN) domain and carries the heaviest field set in the domain, with fields defined across all five MN process documents. The Client Recruiting (CR) domain contributes one field for partner referral attribution (see Section 3.7).</w:t>
       </w:r>
     </w:p>
     <w:p>
@@ -978,7 +978,7 @@
           <w:sz w:val="18"/>
           <w:szCs w:val="18"/>
         </w:rPr>
-        <w:t xml:space="preserve"> This entity is fully defined by the Mentoring (MN) domain. All five MN process documents and the reconciled MN Domain PRD v1.0 provide field-level detail. No other domains contribute fields to this entity.</w:t>
+        <w:t xml:space="preserve"> This entity is primarily defined by the Mentoring (MN) domain. All five MN process documents and the reconciled MN Domain PRD v1.0 provide field-level detail for the bulk of the entity. The Client Recruiting (CR) domain contributes one field — referringPartner — added per CR-PARTNER-MANAGE for partner referral attribution and partner-level analytics.</w:t>
       </w:r>
     </w:p>
     <w:p>
@@ -7437,6 +7437,479 @@
       </w:r>
     </w:p>
     <w:p>
+      <w:pPr>
+        <w:pStyle w:val="Heading2"/>
+        <w:spacing w:after="120" w:before="240"/>
+      </w:pPr>
+      <w:r>
+        <w:rPr>
+          <w:rFonts w:ascii="Arial" w:cs="Arial" w:eastAsia="Arial" w:hAnsi="Arial"/>
+          <w:b/>
+          <w:bCs/>
+          <w:color w:val="1F3864"/>
+          <w:sz w:val="28"/>
+          <w:szCs w:val="28"/>
+        </w:rPr>
+        <w:t xml:space="preserve">3.7 Referral Attribution</w:t>
+      </w:r>
+    </w:p>
+    <w:p>
+      <w:pPr>
+        <w:spacing w:after="120"/>
+      </w:pPr>
+      <w:r>
+        <w:rPr>
+          <w:rFonts w:ascii="Arial" w:cs="Arial" w:eastAsia="Arial" w:hAnsi="Arial"/>
+          <w:b w:val="false"/>
+          <w:bCs w:val="false"/>
+          <w:sz w:val="18"/>
+          <w:szCs w:val="18"/>
+        </w:rPr>
+        <w:t xml:space="preserve">Fields recording how the client came to this engagement. Used for partner-level engagement analytics produced by CR-PARTNER-MANAGE.</w:t>
+      </w:r>
+    </w:p>
+    <w:tbl>
+      <w:tblPr>
+        <w:tblW w:type="dxa" w:w="9360"/>
+        <w:tblBorders>
+          <w:top w:val="single" w:color="auto" w:sz="4"/>
+          <w:left w:val="single" w:color="auto" w:sz="4"/>
+          <w:bottom w:val="single" w:color="auto" w:sz="4"/>
+          <w:right w:val="single" w:color="auto" w:sz="4"/>
+          <w:insideH w:val="single" w:color="auto" w:sz="4"/>
+          <w:insideV w:val="single" w:color="auto" w:sz="4"/>
+        </w:tblBorders>
+      </w:tblPr>
+      <w:tblGrid>
+        <w:gridCol w:w="2200"/>
+        <w:gridCol w:w="1100"/>
+        <w:gridCol w:w="800"/>
+        <w:gridCol w:w="2400"/>
+        <w:gridCol w:w="1000"/>
+        <w:gridCol w:w="1860"/>
+      </w:tblGrid>
+      <w:tr>
+        <w:tc>
+          <w:tcPr>
+            <w:tcW w:type="dxa" w:w="2200"/>
+            <w:tcBorders>
+              <w:top w:val="single" w:color="AAAAAA" w:sz="4"/>
+              <w:left w:val="single" w:color="AAAAAA" w:sz="4"/>
+              <w:bottom w:val="single" w:color="AAAAAA" w:sz="4"/>
+              <w:right w:val="single" w:color="AAAAAA" w:sz="4"/>
+            </w:tcBorders>
+            <w:shd w:fill="1F3864" w:val="clear"/>
+            <w:tcMar>
+              <w:top w:type="dxa" w:w="40"/>
+              <w:left w:type="dxa" w:w="80"/>
+              <w:bottom w:type="dxa" w:w="40"/>
+              <w:right w:type="dxa" w:w="80"/>
+            </w:tcMar>
+          </w:tcPr>
+          <w:p>
+            <w:r>
+              <w:rPr>
+                <w:rFonts w:ascii="Arial" w:cs="Arial" w:eastAsia="Arial" w:hAnsi="Arial"/>
+                <w:b/>
+                <w:bCs/>
+                <w:color w:val="FFFFFF"/>
+                <w:sz w:val="18"/>
+                <w:szCs w:val="18"/>
+              </w:rPr>
+              <w:t xml:space="preserve">Field Name</w:t>
+            </w:r>
+          </w:p>
+        </w:tc>
+        <w:tc>
+          <w:tcPr>
+            <w:tcW w:type="dxa" w:w="1100"/>
+            <w:tcBorders>
+              <w:top w:val="single" w:color="AAAAAA" w:sz="4"/>
+              <w:left w:val="single" w:color="AAAAAA" w:sz="4"/>
+              <w:bottom w:val="single" w:color="AAAAAA" w:sz="4"/>
+              <w:right w:val="single" w:color="AAAAAA" w:sz="4"/>
+            </w:tcBorders>
+            <w:shd w:fill="1F3864" w:val="clear"/>
+            <w:tcMar>
+              <w:top w:type="dxa" w:w="40"/>
+              <w:left w:type="dxa" w:w="80"/>
+              <w:bottom w:type="dxa" w:w="40"/>
+              <w:right w:type="dxa" w:w="80"/>
+            </w:tcMar>
+          </w:tcPr>
+          <w:p>
+            <w:r>
+              <w:rPr>
+                <w:rFonts w:ascii="Arial" w:cs="Arial" w:eastAsia="Arial" w:hAnsi="Arial"/>
+                <w:b/>
+                <w:bCs/>
+                <w:color w:val="FFFFFF"/>
+                <w:sz w:val="18"/>
+                <w:szCs w:val="18"/>
+              </w:rPr>
+              <w:t xml:space="preserve">Type</w:t>
+            </w:r>
+          </w:p>
+        </w:tc>
+        <w:tc>
+          <w:tcPr>
+            <w:tcW w:type="dxa" w:w="800"/>
+            <w:tcBorders>
+              <w:top w:val="single" w:color="AAAAAA" w:sz="4"/>
+              <w:left w:val="single" w:color="AAAAAA" w:sz="4"/>
+              <w:bottom w:val="single" w:color="AAAAAA" w:sz="4"/>
+              <w:right w:val="single" w:color="AAAAAA" w:sz="4"/>
+            </w:tcBorders>
+            <w:shd w:fill="1F3864" w:val="clear"/>
+            <w:tcMar>
+              <w:top w:type="dxa" w:w="40"/>
+              <w:left w:type="dxa" w:w="80"/>
+              <w:bottom w:type="dxa" w:w="40"/>
+              <w:right w:type="dxa" w:w="80"/>
+            </w:tcMar>
+          </w:tcPr>
+          <w:p>
+            <w:r>
+              <w:rPr>
+                <w:rFonts w:ascii="Arial" w:cs="Arial" w:eastAsia="Arial" w:hAnsi="Arial"/>
+                <w:b/>
+                <w:bCs/>
+                <w:color w:val="FFFFFF"/>
+                <w:sz w:val="18"/>
+                <w:szCs w:val="18"/>
+              </w:rPr>
+              <w:t xml:space="preserve">Required</w:t>
+            </w:r>
+          </w:p>
+        </w:tc>
+        <w:tc>
+          <w:tcPr>
+            <w:tcW w:type="dxa" w:w="2400"/>
+            <w:tcBorders>
+              <w:top w:val="single" w:color="AAAAAA" w:sz="4"/>
+              <w:left w:val="single" w:color="AAAAAA" w:sz="4"/>
+              <w:bottom w:val="single" w:color="AAAAAA" w:sz="4"/>
+              <w:right w:val="single" w:color="AAAAAA" w:sz="4"/>
+            </w:tcBorders>
+            <w:shd w:fill="1F3864" w:val="clear"/>
+            <w:tcMar>
+              <w:top w:type="dxa" w:w="40"/>
+              <w:left w:type="dxa" w:w="80"/>
+              <w:bottom w:type="dxa" w:w="40"/>
+              <w:right w:type="dxa" w:w="80"/>
+            </w:tcMar>
+          </w:tcPr>
+          <w:p>
+            <w:r>
+              <w:rPr>
+                <w:rFonts w:ascii="Arial" w:cs="Arial" w:eastAsia="Arial" w:hAnsi="Arial"/>
+                <w:b/>
+                <w:bCs/>
+                <w:color w:val="FFFFFF"/>
+                <w:sz w:val="18"/>
+                <w:szCs w:val="18"/>
+              </w:rPr>
+              <w:t xml:space="preserve">Values</w:t>
+            </w:r>
+          </w:p>
+        </w:tc>
+        <w:tc>
+          <w:tcPr>
+            <w:tcW w:type="dxa" w:w="1000"/>
+            <w:tcBorders>
+              <w:top w:val="single" w:color="AAAAAA" w:sz="4"/>
+              <w:left w:val="single" w:color="AAAAAA" w:sz="4"/>
+              <w:bottom w:val="single" w:color="AAAAAA" w:sz="4"/>
+              <w:right w:val="single" w:color="AAAAAA" w:sz="4"/>
+            </w:tcBorders>
+            <w:shd w:fill="1F3864" w:val="clear"/>
+            <w:tcMar>
+              <w:top w:type="dxa" w:w="40"/>
+              <w:left w:type="dxa" w:w="80"/>
+              <w:bottom w:type="dxa" w:w="40"/>
+              <w:right w:type="dxa" w:w="80"/>
+            </w:tcMar>
+          </w:tcPr>
+          <w:p>
+            <w:r>
+              <w:rPr>
+                <w:rFonts w:ascii="Arial" w:cs="Arial" w:eastAsia="Arial" w:hAnsi="Arial"/>
+                <w:b/>
+                <w:bCs/>
+                <w:color w:val="FFFFFF"/>
+                <w:sz w:val="18"/>
+                <w:szCs w:val="18"/>
+              </w:rPr>
+              <w:t xml:space="preserve">Default</w:t>
+            </w:r>
+          </w:p>
+        </w:tc>
+        <w:tc>
+          <w:tcPr>
+            <w:tcW w:type="dxa" w:w="1860"/>
+            <w:tcBorders>
+              <w:top w:val="single" w:color="AAAAAA" w:sz="4"/>
+              <w:left w:val="single" w:color="AAAAAA" w:sz="4"/>
+              <w:bottom w:val="single" w:color="AAAAAA" w:sz="4"/>
+              <w:right w:val="single" w:color="AAAAAA" w:sz="4"/>
+            </w:tcBorders>
+            <w:shd w:fill="1F3864" w:val="clear"/>
+            <w:tcMar>
+              <w:top w:type="dxa" w:w="40"/>
+              <w:left w:type="dxa" w:w="80"/>
+              <w:bottom w:type="dxa" w:w="40"/>
+              <w:right w:type="dxa" w:w="80"/>
+            </w:tcMar>
+          </w:tcPr>
+          <w:p>
+            <w:r>
+              <w:rPr>
+                <w:rFonts w:ascii="Arial" w:cs="Arial" w:eastAsia="Arial" w:hAnsi="Arial"/>
+                <w:b/>
+                <w:bCs/>
+                <w:color w:val="FFFFFF"/>
+                <w:sz w:val="18"/>
+                <w:szCs w:val="18"/>
+              </w:rPr>
+              <w:t xml:space="preserve">ID</w:t>
+            </w:r>
+          </w:p>
+        </w:tc>
+      </w:tr>
+      <w:tr>
+        <w:tc>
+          <w:tcPr>
+            <w:tcW w:type="dxa" w:w="2200"/>
+            <w:tcBorders>
+              <w:top w:val="single" w:color="AAAAAA" w:sz="4"/>
+              <w:left w:val="single" w:color="AAAAAA" w:sz="4"/>
+              <w:bottom w:val="single" w:color="AAAAAA" w:sz="4"/>
+              <w:right w:val="single" w:color="AAAAAA" w:sz="4"/>
+            </w:tcBorders>
+            <w:tcMar>
+              <w:top w:type="dxa" w:w="40"/>
+              <w:left w:type="dxa" w:w="80"/>
+              <w:bottom w:type="dxa" w:w="40"/>
+              <w:right w:type="dxa" w:w="80"/>
+            </w:tcMar>
+          </w:tcPr>
+          <w:p>
+            <w:r>
+              <w:rPr>
+                <w:rFonts w:ascii="Arial" w:cs="Arial" w:eastAsia="Arial" w:hAnsi="Arial"/>
+                <w:b/>
+                <w:bCs/>
+                <w:sz w:val="18"/>
+                <w:szCs w:val="18"/>
+              </w:rPr>
+              <w:t xml:space="preserve">referringPartner</w:t>
+            </w:r>
+          </w:p>
+        </w:tc>
+        <w:tc>
+          <w:tcPr>
+            <w:tcW w:type="dxa" w:w="1100"/>
+            <w:tcBorders>
+              <w:top w:val="single" w:color="AAAAAA" w:sz="4"/>
+              <w:left w:val="single" w:color="AAAAAA" w:sz="4"/>
+              <w:bottom w:val="single" w:color="AAAAAA" w:sz="4"/>
+              <w:right w:val="single" w:color="AAAAAA" w:sz="4"/>
+            </w:tcBorders>
+            <w:tcMar>
+              <w:top w:type="dxa" w:w="40"/>
+              <w:left w:type="dxa" w:w="80"/>
+              <w:bottom w:type="dxa" w:w="40"/>
+              <w:right w:type="dxa" w:w="80"/>
+            </w:tcMar>
+          </w:tcPr>
+          <w:p>
+            <w:r>
+              <w:rPr>
+                <w:rFonts w:ascii="Arial" w:cs="Arial" w:eastAsia="Arial" w:hAnsi="Arial"/>
+                <w:b w:val="false"/>
+                <w:bCs w:val="false"/>
+                <w:sz w:val="18"/>
+                <w:szCs w:val="18"/>
+              </w:rPr>
+              <w:t xml:space="preserve">link</w:t>
+            </w:r>
+          </w:p>
+        </w:tc>
+        <w:tc>
+          <w:tcPr>
+            <w:tcW w:type="dxa" w:w="800"/>
+            <w:tcBorders>
+              <w:top w:val="single" w:color="AAAAAA" w:sz="4"/>
+              <w:left w:val="single" w:color="AAAAAA" w:sz="4"/>
+              <w:bottom w:val="single" w:color="AAAAAA" w:sz="4"/>
+              <w:right w:val="single" w:color="AAAAAA" w:sz="4"/>
+            </w:tcBorders>
+            <w:tcMar>
+              <w:top w:type="dxa" w:w="40"/>
+              <w:left w:type="dxa" w:w="80"/>
+              <w:bottom w:type="dxa" w:w="40"/>
+              <w:right w:type="dxa" w:w="80"/>
+            </w:tcMar>
+          </w:tcPr>
+          <w:p>
+            <w:r>
+              <w:rPr>
+                <w:rFonts w:ascii="Arial" w:cs="Arial" w:eastAsia="Arial" w:hAnsi="Arial"/>
+                <w:b w:val="false"/>
+                <w:bCs w:val="false"/>
+                <w:sz w:val="18"/>
+                <w:szCs w:val="18"/>
+              </w:rPr>
+              <w:t xml:space="preserve">No</w:t>
+            </w:r>
+          </w:p>
+        </w:tc>
+        <w:tc>
+          <w:tcPr>
+            <w:tcW w:type="dxa" w:w="2400"/>
+            <w:tcBorders>
+              <w:top w:val="single" w:color="AAAAAA" w:sz="4"/>
+              <w:left w:val="single" w:color="AAAAAA" w:sz="4"/>
+              <w:bottom w:val="single" w:color="AAAAAA" w:sz="4"/>
+              <w:right w:val="single" w:color="AAAAAA" w:sz="4"/>
+            </w:tcBorders>
+            <w:tcMar>
+              <w:top w:type="dxa" w:w="40"/>
+              <w:left w:type="dxa" w:w="80"/>
+              <w:bottom w:type="dxa" w:w="40"/>
+              <w:right w:type="dxa" w:w="80"/>
+            </w:tcMar>
+          </w:tcPr>
+          <w:p>
+            <w:r>
+              <w:rPr>
+                <w:rFonts w:ascii="Arial" w:cs="Arial" w:eastAsia="Arial" w:hAnsi="Arial"/>
+                <w:b w:val="false"/>
+                <w:bCs w:val="false"/>
+                <w:sz w:val="18"/>
+                <w:szCs w:val="18"/>
+              </w:rPr>
+              <w:t xml:space="preserve">Link to Account (Partner)</w:t>
+            </w:r>
+          </w:p>
+        </w:tc>
+        <w:tc>
+          <w:tcPr>
+            <w:tcW w:type="dxa" w:w="1000"/>
+            <w:tcBorders>
+              <w:top w:val="single" w:color="AAAAAA" w:sz="4"/>
+              <w:left w:val="single" w:color="AAAAAA" w:sz="4"/>
+              <w:bottom w:val="single" w:color="AAAAAA" w:sz="4"/>
+              <w:right w:val="single" w:color="AAAAAA" w:sz="4"/>
+            </w:tcBorders>
+            <w:tcMar>
+              <w:top w:type="dxa" w:w="40"/>
+              <w:left w:type="dxa" w:w="80"/>
+              <w:bottom w:type="dxa" w:w="40"/>
+              <w:right w:type="dxa" w:w="80"/>
+            </w:tcMar>
+          </w:tcPr>
+          <w:p>
+            <w:r>
+              <w:rPr>
+                <w:rFonts w:ascii="Arial" w:cs="Arial" w:eastAsia="Arial" w:hAnsi="Arial"/>
+                <w:b w:val="false"/>
+                <w:bCs w:val="false"/>
+                <w:sz w:val="18"/>
+                <w:szCs w:val="18"/>
+              </w:rPr>
+              <w:t xml:space="preserve">—</w:t>
+            </w:r>
+          </w:p>
+        </w:tc>
+        <w:tc>
+          <w:tcPr>
+            <w:tcW w:type="dxa" w:w="1860"/>
+            <w:tcBorders>
+              <w:top w:val="single" w:color="AAAAAA" w:sz="4"/>
+              <w:left w:val="single" w:color="AAAAAA" w:sz="4"/>
+              <w:bottom w:val="single" w:color="AAAAAA" w:sz="4"/>
+              <w:right w:val="single" w:color="AAAAAA" w:sz="4"/>
+            </w:tcBorders>
+            <w:tcMar>
+              <w:top w:type="dxa" w:w="40"/>
+              <w:left w:type="dxa" w:w="80"/>
+              <w:bottom w:type="dxa" w:w="40"/>
+              <w:right w:type="dxa" w:w="80"/>
+            </w:tcMar>
+          </w:tcPr>
+          <w:p>
+            <w:r>
+              <w:rPr>
+                <w:rFonts w:ascii="Arial" w:cs="Arial" w:eastAsia="Arial" w:hAnsi="Arial"/>
+                <w:b w:val="false"/>
+                <w:bCs w:val="false"/>
+                <w:color w:val="888888"/>
+                <w:sz w:val="18"/>
+                <w:szCs w:val="18"/>
+              </w:rPr>
+              <w:t xml:space="preserve">CR-PARTNER-MANAGE-DAT-001</w:t>
+            </w:r>
+          </w:p>
+        </w:tc>
+      </w:tr>
+      <w:tr>
+        <w:tc>
+          <w:tcPr>
+            <w:tcW w:type="dxa" w:w="9360"/>
+            <w:gridSpan w:val="6"/>
+            <w:tcBorders>
+              <w:top w:val="single" w:color="AAAAAA" w:sz="4"/>
+              <w:left w:val="single" w:color="AAAAAA" w:sz="4"/>
+              <w:bottom w:val="single" w:color="AAAAAA" w:sz="4"/>
+              <w:right w:val="single" w:color="AAAAAA" w:sz="4"/>
+            </w:tcBorders>
+            <w:tcMar>
+              <w:top w:type="dxa" w:w="20"/>
+              <w:left w:type="dxa" w:w="80"/>
+              <w:bottom w:type="dxa" w:w="40"/>
+              <w:right w:type="dxa" w:w="80"/>
+            </w:tcMar>
+          </w:tcPr>
+          <w:p>
+            <w:r>
+              <w:rPr>
+                <w:rFonts w:ascii="Arial" w:cs="Arial" w:eastAsia="Arial" w:hAnsi="Arial"/>
+                <w:b w:val="false"/>
+                <w:bCs w:val="false"/>
+                <w:color w:val="888888"/>
+                <w:sz w:val="18"/>
+                <w:szCs w:val="18"/>
+              </w:rPr>
+              <w:t xml:space="preserve">The partner organization that referred the client for this engagement. Set by the assigned mentor after the first session of the engagement, when the mentor learns the client was referred by a specific partner organization. The Partner Coordinator may also set or correct this field in unusual circumstances (correction, missed attribution, attribution disputes). This field is the basis for partner-level engagement analytics including referral count, active clients, new clients in last 30 days, total sessions, total hours, NPS scores, impact metrics, and mentor counts. </w:t>
+            </w:r>
+            <w:r>
+              <w:rPr>
+                <w:rFonts w:ascii="Arial" w:cs="Arial" w:eastAsia="Arial" w:hAnsi="Arial"/>
+                <w:b/>
+                <w:bCs/>
+                <w:color w:val="888888"/>
+                <w:sz w:val="18"/>
+                <w:szCs w:val="18"/>
+              </w:rPr>
+              <w:t xml:space="preserve">Domains: </w:t>
+            </w:r>
+            <w:r>
+              <w:rPr>
+                <w:rFonts w:ascii="Arial" w:cs="Arial" w:eastAsia="Arial" w:hAnsi="Arial"/>
+                <w:b w:val="false"/>
+                <w:bCs w:val="false"/>
+                <w:color w:val="888888"/>
+                <w:sz w:val="18"/>
+                <w:szCs w:val="18"/>
+              </w:rPr>
+              <w:t xml:space="preserve">CR (PARTNER-MANAGE), MN (referenced for set-by-mentor workflow).</w:t>
+            </w:r>
+          </w:p>
+        </w:tc>
+      </w:tr>
+    </w:tbl>
+    <w:p>
       <w:r>
         <w:br w:type="page"/>
       </w:r>
@@ -8488,6 +8961,153 @@
           </w:p>
         </w:tc>
       </w:tr>
+      <w:tr>
+        <w:tc>
+          <w:tcPr>
+            <w:tcW w:type="dxa" w:w="2600"/>
+            <w:tcBorders>
+              <w:top w:val="single" w:color="AAAAAA" w:sz="4"/>
+              <w:left w:val="single" w:color="AAAAAA" w:sz="4"/>
+              <w:bottom w:val="single" w:color="AAAAAA" w:sz="4"/>
+              <w:right w:val="single" w:color="AAAAAA" w:sz="4"/>
+            </w:tcBorders>
+            <w:tcMar>
+              <w:top w:type="dxa" w:w="40"/>
+              <w:left w:type="dxa" w:w="80"/>
+              <w:bottom w:type="dxa" w:w="40"/>
+              <w:right w:type="dxa" w:w="80"/>
+            </w:tcMar>
+          </w:tcPr>
+          <w:p>
+            <w:r>
+              <w:rPr>
+                <w:rFonts w:ascii="Arial" w:cs="Arial" w:eastAsia="Arial" w:hAnsi="Arial"/>
+                <w:b/>
+                <w:bCs/>
+                <w:sz w:val="18"/>
+                <w:szCs w:val="18"/>
+              </w:rPr>
+              <w:t xml:space="preserve">Referring Partner → Engagement</w:t>
+            </w:r>
+          </w:p>
+        </w:tc>
+        <w:tc>
+          <w:tcPr>
+            <w:tcW w:type="dxa" w:w="1800"/>
+            <w:tcBorders>
+              <w:top w:val="single" w:color="AAAAAA" w:sz="4"/>
+              <w:left w:val="single" w:color="AAAAAA" w:sz="4"/>
+              <w:bottom w:val="single" w:color="AAAAAA" w:sz="4"/>
+              <w:right w:val="single" w:color="AAAAAA" w:sz="4"/>
+            </w:tcBorders>
+            <w:tcMar>
+              <w:top w:type="dxa" w:w="40"/>
+              <w:left w:type="dxa" w:w="80"/>
+              <w:bottom w:type="dxa" w:w="40"/>
+              <w:right w:type="dxa" w:w="80"/>
+            </w:tcMar>
+          </w:tcPr>
+          <w:p>
+            <w:r>
+              <w:rPr>
+                <w:rFonts w:ascii="Arial" w:cs="Arial" w:eastAsia="Arial" w:hAnsi="Arial"/>
+                <w:b w:val="false"/>
+                <w:bCs w:val="false"/>
+                <w:sz w:val="18"/>
+                <w:szCs w:val="18"/>
+              </w:rPr>
+              <w:t xml:space="preserve">Account</w:t>
+            </w:r>
+          </w:p>
+        </w:tc>
+        <w:tc>
+          <w:tcPr>
+            <w:tcW w:type="dxa" w:w="1400"/>
+            <w:tcBorders>
+              <w:top w:val="single" w:color="AAAAAA" w:sz="4"/>
+              <w:left w:val="single" w:color="AAAAAA" w:sz="4"/>
+              <w:bottom w:val="single" w:color="AAAAAA" w:sz="4"/>
+              <w:right w:val="single" w:color="AAAAAA" w:sz="4"/>
+            </w:tcBorders>
+            <w:tcMar>
+              <w:top w:type="dxa" w:w="40"/>
+              <w:left w:type="dxa" w:w="80"/>
+              <w:bottom w:type="dxa" w:w="40"/>
+              <w:right w:type="dxa" w:w="80"/>
+            </w:tcMar>
+          </w:tcPr>
+          <w:p>
+            <w:r>
+              <w:rPr>
+                <w:rFonts w:ascii="Arial" w:cs="Arial" w:eastAsia="Arial" w:hAnsi="Arial"/>
+                <w:b w:val="false"/>
+                <w:bCs w:val="false"/>
+                <w:sz w:val="18"/>
+                <w:szCs w:val="18"/>
+              </w:rPr>
+              <w:t xml:space="preserve">manyToOne</w:t>
+            </w:r>
+          </w:p>
+        </w:tc>
+        <w:tc>
+          <w:tcPr>
+            <w:tcW w:type="dxa" w:w="1700"/>
+            <w:tcBorders>
+              <w:top w:val="single" w:color="AAAAAA" w:sz="4"/>
+              <w:left w:val="single" w:color="AAAAAA" w:sz="4"/>
+              <w:bottom w:val="single" w:color="AAAAAA" w:sz="4"/>
+              <w:right w:val="single" w:color="AAAAAA" w:sz="4"/>
+            </w:tcBorders>
+            <w:tcMar>
+              <w:top w:type="dxa" w:w="40"/>
+              <w:left w:type="dxa" w:w="80"/>
+              <w:bottom w:type="dxa" w:w="40"/>
+              <w:right w:type="dxa" w:w="80"/>
+            </w:tcMar>
+          </w:tcPr>
+          <w:p>
+            <w:r>
+              <w:rPr>
+                <w:rFonts w:ascii="Arial" w:cs="Arial" w:eastAsia="Arial" w:hAnsi="Arial"/>
+                <w:b w:val="false"/>
+                <w:bCs w:val="false"/>
+                <w:sz w:val="18"/>
+                <w:szCs w:val="18"/>
+              </w:rPr>
+              <w:t xml:space="preserve">CR-PARTNER-MANAGE-DAT-001</w:t>
+            </w:r>
+          </w:p>
+        </w:tc>
+        <w:tc>
+          <w:tcPr>
+            <w:tcW w:type="dxa" w:w="1860"/>
+            <w:tcBorders>
+              <w:top w:val="single" w:color="AAAAAA" w:sz="4"/>
+              <w:left w:val="single" w:color="AAAAAA" w:sz="4"/>
+              <w:bottom w:val="single" w:color="AAAAAA" w:sz="4"/>
+              <w:right w:val="single" w:color="AAAAAA" w:sz="4"/>
+            </w:tcBorders>
+            <w:tcMar>
+              <w:top w:type="dxa" w:w="40"/>
+              <w:left w:type="dxa" w:w="80"/>
+              <w:bottom w:type="dxa" w:w="40"/>
+              <w:right w:type="dxa" w:w="80"/>
+            </w:tcMar>
+          </w:tcPr>
+          <w:p>
+            <w:r>
+              <w:rPr>
+                <w:rFonts w:ascii="Arial" w:cs="Arial" w:eastAsia="Arial" w:hAnsi="Arial"/>
+                <w:b w:val="false"/>
+                <w:bCs w:val="false"/>
+                <w:sz w:val="18"/>
+                <w:szCs w:val="18"/>
+              </w:rPr>
+              <w:t xml:space="preserve">CR (PARTNER-MANAGE)</w:t>
+            </w:r>
+          </w:p>
+        </w:tc>
+      </w:tr>
     </w:tbl>
     <w:p>
       <w:pPr>
@@ -9006,6 +9626,37 @@
           <w:sz w:val="18"/>
           <w:szCs w:val="18"/>
         </w:rPr>
+        <w:t xml:space="preserve">Referral Attribution Panel (always visible)</w:t>
+      </w:r>
+    </w:p>
+    <w:p>
+      <w:pPr>
+        <w:spacing w:after="120"/>
+      </w:pPr>
+      <w:r>
+        <w:rPr>
+          <w:rFonts w:ascii="Arial" w:cs="Arial" w:eastAsia="Arial" w:hAnsi="Arial"/>
+          <w:b w:val="false"/>
+          <w:bCs w:val="false"/>
+          <w:sz w:val="18"/>
+          <w:szCs w:val="18"/>
+        </w:rPr>
+        <w:t xml:space="preserve">referringPartner. Read access for all personas with Engagement read access. Edit access for the assigned mentor (primary write path) and the Partner Coordinator (exception write path for correction, missed attribution, or attribution disputes).</w:t>
+      </w:r>
+    </w:p>
+    <w:p>
+      <w:pPr>
+        <w:spacing w:after="120"/>
+      </w:pPr>
+      <w:r>
+        <w:rPr>
+          <w:rFonts w:ascii="Arial" w:cs="Arial" w:eastAsia="Arial" w:hAnsi="Arial"/>
+          <w:b/>
+          <w:bCs/>
+          <w:color w:val="1F3864"/>
+          <w:sz w:val="18"/>
+          <w:szCs w:val="18"/>
+        </w:rPr>
         <w:t xml:space="preserve">On-Hold Panel (engagementStatus = On-Hold)</w:t>
       </w:r>
     </w:p>
@@ -9271,6 +9922,31 @@
           <w:szCs w:val="18"/>
         </w:rPr>
         <w:t xml:space="preserve"> This document is a Level 2 Entity PRD. No specific CRM product names appear in this document. All references to platform capabilities use generic terminology. Product-specific implementation details belong in YAML program files and implementation documentation only.</w:t>
+      </w:r>
+    </w:p>
+    <w:p>
+      <w:pPr>
+        <w:spacing w:after="120"/>
+      </w:pPr>
+      <w:r>
+        <w:rPr>
+          <w:rFonts w:ascii="Arial" w:cs="Arial" w:eastAsia="Arial" w:hAnsi="Arial"/>
+          <w:b/>
+          <w:bCs/>
+          <w:sz w:val="18"/>
+          <w:szCs w:val="18"/>
+        </w:rPr>
+        <w:t xml:space="preserve">9. referringPartner write paths: </w:t>
+      </w:r>
+      <w:r>
+        <w:rPr>
+          <w:rFonts w:ascii="Arial" w:cs="Arial" w:eastAsia="Arial" w:hAnsi="Arial"/>
+          <w:b w:val="false"/>
+          <w:bCs w:val="false"/>
+          <w:sz w:val="18"/>
+          <w:szCs w:val="18"/>
+        </w:rPr>
+        <w:t xml:space="preserve">The referringPartner field has two write paths. The primary path is the assigned mentor setting it after the first session of the engagement. CR-PARTNER-MANAGE adds an exception write path: the Partner Coordinator may set or correct referringPartner in unusual circumstances (correction, missed attribution, attribution disputes). Field-level access control must permit both personas to write to this field.</w:t>
       </w:r>
     </w:p>
     <w:p>

--- a/PRDs/entities/Engagement-Entity-PRD.docx
+++ b/PRDs/entities/Engagement-Entity-PRD.docx
@@ -276,12 +276,7 @@
           </w:tcPr>
           <w:p>
             <w:r>
-              <w:rPr>
-                <w:rFonts w:ascii="Arial" w:cs="Arial" w:eastAsia="Arial" w:hAnsi="Arial"/>
-                <w:sz w:val="18"/>
-                <w:szCs w:val="18"/>
-              </w:rPr>
-              <w:t xml:space="preserve">1.1</w:t>
+              <w:t>1.2</w:t>
             </w:r>
           </w:p>
         </w:tc>
@@ -394,12 +389,7 @@
           </w:tcPr>
           <w:p>
             <w:r>
-              <w:rPr>
-                <w:rFonts w:ascii="Arial" w:cs="Arial" w:eastAsia="Arial" w:hAnsi="Arial"/>
-                <w:sz w:val="18"/>
-                <w:szCs w:val="18"/>
-              </w:rPr>
-              <w:t xml:space="preserve">04-07-26 04:45</w:t>
+              <w:t>04-15-26 23:20</w:t>
             </w:r>
           </w:p>
         </w:tc>
@@ -843,6 +833,64 @@
                 <w:szCs w:val="18"/>
               </w:rPr>
               <w:t xml:space="preserve">Yes</w:t>
+            </w:r>
+          </w:p>
+        </w:tc>
+      </w:tr>
+      <w:tr>
+        <w:tc>
+          <w:tcPr>
+            <w:tcW w:type="dxa" w:w="2800"/>
+            <w:tcBorders>
+              <w:top w:val="single" w:color="AAAAAA" w:sz="4"/>
+              <w:left w:val="single" w:color="AAAAAA" w:sz="4"/>
+              <w:bottom w:val="single" w:color="AAAAAA" w:sz="4"/>
+              <w:right w:val="single" w:color="AAAAAA" w:sz="4"/>
+            </w:tcBorders>
+            <w:tcMar>
+              <w:top w:type="dxa" w:w="40"/>
+              <w:left w:type="dxa" w:w="80"/>
+              <w:bottom w:type="dxa" w:w="40"/>
+              <w:right w:type="dxa" w:w="80"/>
+            </w:tcMar>
+          </w:tcPr>
+          <w:p>
+            <w:r>
+              <w:rPr>
+                <w:rFonts w:ascii="Arial" w:cs="Arial" w:eastAsia="Arial" w:hAnsi="Arial"/>
+                <w:b/>
+                <w:bCs/>
+                <w:sz w:val="18"/>
+                <w:szCs w:val="18"/>
+              </w:rPr>
+              <w:t>Primary Domain</w:t>
+            </w:r>
+          </w:p>
+        </w:tc>
+        <w:tc>
+          <w:tcPr>
+            <w:tcW w:type="dxa" w:w="6560"/>
+            <w:tcBorders>
+              <w:top w:val="single" w:color="AAAAAA" w:sz="4"/>
+              <w:left w:val="single" w:color="AAAAAA" w:sz="4"/>
+              <w:bottom w:val="single" w:color="AAAAAA" w:sz="4"/>
+              <w:right w:val="single" w:color="AAAAAA" w:sz="4"/>
+            </w:tcBorders>
+            <w:tcMar>
+              <w:top w:type="dxa" w:w="40"/>
+              <w:left w:type="dxa" w:w="80"/>
+              <w:bottom w:type="dxa" w:w="40"/>
+              <w:right w:type="dxa" w:w="80"/>
+            </w:tcMar>
+          </w:tcPr>
+          <w:p>
+            <w:r>
+              <w:rPr>
+                <w:rFonts w:ascii="Arial" w:cs="Arial" w:eastAsia="Arial" w:hAnsi="Arial"/>
+                <w:sz w:val="18"/>
+                <w:szCs w:val="18"/>
+              </w:rPr>
+              <w:t>Mentoring (MN)</w:t>
             </w:r>
           </w:p>
         </w:tc>

--- a/PRDs/entities/Engagement-Entity-PRD.docx
+++ b/PRDs/entities/Engagement-Entity-PRD.docx
@@ -276,7 +276,7 @@
           </w:tcPr>
           <w:p>
             <w:r>
-              <w:t>1.2</w:t>
+              <w:t>1.3</w:t>
             </w:r>
           </w:p>
         </w:tc>
@@ -389,7 +389,7 @@
           </w:tcPr>
           <w:p>
             <w:r>
-              <w:t>04-15-26 23:20</w:t>
+              <w:t>05-05-26 01:24</w:t>
             </w:r>
           </w:p>
         </w:tc>
@@ -447,7 +447,7 @@
                 <w:sz w:val="18"/>
                 <w:szCs w:val="18"/>
               </w:rPr>
-              <w:t xml:space="preserve">Master PRD v2.0, Entity Inventory v1.0, MN Domain PRD v1.0, Contact Entity PRD v1.0, Account Entity PRD v1.0, CR-PARTNER-MANAGE v1.0</w:t>
+              <w:t xml:space="preserve">Master PRD v2.0, Entity Inventory v1.0, MN Domain PRD v1.0, Contact Entity PRD v1.0, Account Entity PRD v1.0, CR-PARTNER-MANAGE v1.0, MN-INTAKE v2.4, MN-MATCH v2.2</w:t>
             </w:r>
           </w:p>
         </w:tc>
@@ -2066,7 +2066,7 @@
                 <w:sz w:val="18"/>
                 <w:szCs w:val="18"/>
               </w:rPr>
-              <w:t xml:space="preserve">Yes</w:t>
+              <w:t xml:space="preserve">No</w:t>
             </w:r>
           </w:p>
         </w:tc>
@@ -2183,7 +2183,7 @@
                 <w:sz w:val="18"/>
                 <w:szCs w:val="18"/>
               </w:rPr>
-              <w:t xml:space="preserve">Expected meeting frequency. Set by the mentor after the first session. Drives inactivity monitoring thresholds in MN-INACTIVE. </w:t>
+              <w:t xml:space="preserve">Expected meeting frequency. Set by the mentor after the first session. Drives inactivity monitoring thresholds in MN-INACTIVE. Required when the engagement transitions from Assigned to Active (first Session reaches Completed). Workflow-enforced post-deployment per MN-MC-CR-006 — see MANUAL-CONFIG.md. </w:t>
             </w:r>
             <w:r>
               <w:rPr>
@@ -3133,6 +3133,231 @@
           </w:p>
         </w:tc>
       </w:tr>
+      <w:tr>
+        <w:tc>
+          <w:tcPr>
+            <w:tcW w:type="dxa" w:w="2200"/>
+            <w:tcBorders>
+              <w:top w:val="single" w:color="AAAAAA" w:sz="4"/>
+              <w:left w:val="single" w:color="AAAAAA" w:sz="4"/>
+              <w:bottom w:val="single" w:color="AAAAAA" w:sz="4"/>
+              <w:right w:val="single" w:color="AAAAAA" w:sz="4"/>
+            </w:tcBorders>
+            <w:shd w:fill="F2F7FB" w:val="clear"/>
+            <w:tcMar>
+              <w:top w:type="dxa" w:w="40"/>
+              <w:left w:type="dxa" w:w="80"/>
+              <w:bottom w:type="dxa" w:w="40"/>
+              <w:right w:type="dxa" w:w="80"/>
+            </w:tcMar>
+          </w:tcPr>
+          <w:p>
+            <w:r>
+              <w:rPr>
+                <w:rFonts w:ascii="Arial" w:cs="Arial" w:eastAsia="Arial" w:hAnsi="Arial"/>
+                <w:b/>
+                <w:bCs/>
+                <w:sz w:val="18"/>
+                <w:szCs w:val="18"/>
+              </w:rPr>
+              <w:t xml:space="preserve">requestedMentor</w:t>
+            </w:r>
+          </w:p>
+        </w:tc>
+        <w:tc>
+          <w:tcPr>
+            <w:tcW w:type="dxa" w:w="1100"/>
+            <w:tcBorders>
+              <w:top w:val="single" w:color="AAAAAA" w:sz="4"/>
+              <w:left w:val="single" w:color="AAAAAA" w:sz="4"/>
+              <w:bottom w:val="single" w:color="AAAAAA" w:sz="4"/>
+              <w:right w:val="single" w:color="AAAAAA" w:sz="4"/>
+            </w:tcBorders>
+            <w:shd w:fill="F2F7FB" w:val="clear"/>
+            <w:tcMar>
+              <w:top w:type="dxa" w:w="40"/>
+              <w:left w:type="dxa" w:w="80"/>
+              <w:bottom w:type="dxa" w:w="40"/>
+              <w:right w:type="dxa" w:w="80"/>
+            </w:tcMar>
+          </w:tcPr>
+          <w:p>
+            <w:r>
+              <w:rPr>
+                <w:rFonts w:ascii="Arial" w:cs="Arial" w:eastAsia="Arial" w:hAnsi="Arial"/>
+                <w:sz w:val="18"/>
+                <w:szCs w:val="18"/>
+              </w:rPr>
+              <w:t xml:space="preserve">link</w:t>
+            </w:r>
+          </w:p>
+        </w:tc>
+        <w:tc>
+          <w:tcPr>
+            <w:tcW w:type="dxa" w:w="800"/>
+            <w:tcBorders>
+              <w:top w:val="single" w:color="AAAAAA" w:sz="4"/>
+              <w:left w:val="single" w:color="AAAAAA" w:sz="4"/>
+              <w:bottom w:val="single" w:color="AAAAAA" w:sz="4"/>
+              <w:right w:val="single" w:color="AAAAAA" w:sz="4"/>
+            </w:tcBorders>
+            <w:shd w:fill="F2F7FB" w:val="clear"/>
+            <w:tcMar>
+              <w:top w:type="dxa" w:w="40"/>
+              <w:left w:type="dxa" w:w="80"/>
+              <w:bottom w:type="dxa" w:w="40"/>
+              <w:right w:type="dxa" w:w="80"/>
+            </w:tcMar>
+          </w:tcPr>
+          <w:p>
+            <w:r>
+              <w:rPr>
+                <w:rFonts w:ascii="Arial" w:cs="Arial" w:eastAsia="Arial" w:hAnsi="Arial"/>
+                <w:sz w:val="18"/>
+                <w:szCs w:val="18"/>
+              </w:rPr>
+              <w:t xml:space="preserve">No</w:t>
+            </w:r>
+          </w:p>
+        </w:tc>
+        <w:tc>
+          <w:tcPr>
+            <w:tcW w:type="dxa" w:w="2400"/>
+            <w:tcBorders>
+              <w:top w:val="single" w:color="AAAAAA" w:sz="4"/>
+              <w:left w:val="single" w:color="AAAAAA" w:sz="4"/>
+              <w:bottom w:val="single" w:color="AAAAAA" w:sz="4"/>
+              <w:right w:val="single" w:color="AAAAAA" w:sz="4"/>
+            </w:tcBorders>
+            <w:shd w:fill="F2F7FB" w:val="clear"/>
+            <w:tcMar>
+              <w:top w:type="dxa" w:w="40"/>
+              <w:left w:type="dxa" w:w="80"/>
+              <w:bottom w:type="dxa" w:w="40"/>
+              <w:right w:type="dxa" w:w="80"/>
+            </w:tcMar>
+          </w:tcPr>
+          <w:p>
+            <w:r>
+              <w:rPr>
+                <w:rFonts w:ascii="Arial" w:cs="Arial" w:eastAsia="Arial" w:hAnsi="Arial"/>
+                <w:sz w:val="18"/>
+                <w:szCs w:val="18"/>
+              </w:rPr>
+              <w:t xml:space="preserve">Link to Contact (Mentor)</w:t>
+            </w:r>
+          </w:p>
+        </w:tc>
+        <w:tc>
+          <w:tcPr>
+            <w:tcW w:type="dxa" w:w="1000"/>
+            <w:tcBorders>
+              <w:top w:val="single" w:color="AAAAAA" w:sz="4"/>
+              <w:left w:val="single" w:color="AAAAAA" w:sz="4"/>
+              <w:bottom w:val="single" w:color="AAAAAA" w:sz="4"/>
+              <w:right w:val="single" w:color="AAAAAA" w:sz="4"/>
+            </w:tcBorders>
+            <w:shd w:fill="F2F7FB" w:val="clear"/>
+            <w:tcMar>
+              <w:top w:type="dxa" w:w="40"/>
+              <w:left w:type="dxa" w:w="80"/>
+              <w:bottom w:type="dxa" w:w="40"/>
+              <w:right w:type="dxa" w:w="80"/>
+            </w:tcMar>
+          </w:tcPr>
+          <w:p>
+            <w:r>
+              <w:rPr>
+                <w:rFonts w:ascii="Arial" w:cs="Arial" w:eastAsia="Arial" w:hAnsi="Arial"/>
+                <w:sz w:val="18"/>
+                <w:szCs w:val="18"/>
+              </w:rPr>
+              <w:t xml:space="preserve">—</w:t>
+            </w:r>
+          </w:p>
+        </w:tc>
+        <w:tc>
+          <w:tcPr>
+            <w:tcW w:type="dxa" w:w="1860"/>
+            <w:tcBorders>
+              <w:top w:val="single" w:color="AAAAAA" w:sz="4"/>
+              <w:left w:val="single" w:color="AAAAAA" w:sz="4"/>
+              <w:bottom w:val="single" w:color="AAAAAA" w:sz="4"/>
+              <w:right w:val="single" w:color="AAAAAA" w:sz="4"/>
+            </w:tcBorders>
+            <w:shd w:fill="F2F7FB" w:val="clear"/>
+            <w:tcMar>
+              <w:top w:type="dxa" w:w="40"/>
+              <w:left w:type="dxa" w:w="80"/>
+              <w:bottom w:type="dxa" w:w="40"/>
+              <w:right w:type="dxa" w:w="80"/>
+            </w:tcMar>
+          </w:tcPr>
+          <w:p>
+            <w:r>
+              <w:rPr>
+                <w:rFonts w:ascii="Arial" w:cs="Arial" w:eastAsia="Arial" w:hAnsi="Arial"/>
+                <w:color w:val="888888"/>
+                <w:sz w:val="16"/>
+                <w:szCs w:val="16"/>
+              </w:rPr>
+              <w:t xml:space="preserve">MN-INTAKE-DAT-026</w:t>
+            </w:r>
+          </w:p>
+        </w:tc>
+      </w:tr>
+      <w:tr>
+        <w:tc>
+          <w:tcPr>
+            <w:tcW w:type="dxa" w:w="9360"/>
+            <w:gridSpan w:val="6"/>
+            <w:tcBorders>
+              <w:top w:val="single" w:color="AAAAAA" w:sz="4"/>
+              <w:left w:val="single" w:color="AAAAAA" w:sz="4"/>
+              <w:bottom w:val="single" w:color="AAAAAA" w:sz="4"/>
+              <w:right w:val="single" w:color="AAAAAA" w:sz="4"/>
+            </w:tcBorders>
+            <w:shd w:fill="F2F7FB" w:val="clear"/>
+            <w:tcMar>
+              <w:top w:type="dxa" w:w="20"/>
+              <w:left w:type="dxa" w:w="80"/>
+              <w:bottom w:type="dxa" w:w="40"/>
+              <w:right w:type="dxa" w:w="80"/>
+            </w:tcMar>
+          </w:tcPr>
+          <w:p>
+            <w:r>
+              <w:rPr>
+                <w:rFonts w:ascii="Arial" w:cs="Arial" w:eastAsia="Arial" w:hAnsi="Arial"/>
+                <w:color w:val="888888"/>
+                <w:sz w:val="18"/>
+                <w:szCs w:val="18"/>
+              </w:rPr>
+              <w:t xml:space="preserve">The mentor selected by the client during MN-INTAKE as a preferred mentor. Optional; the Client Assignment Coordinator reviews this preference during MN-MATCH per MN-MATCH-REQ-009 but is not obligated to honor it. Set from the intake form. </w:t>
+            </w:r>
+            <w:r>
+              <w:rPr>
+                <w:rFonts w:ascii="Arial" w:cs="Arial" w:eastAsia="Arial" w:hAnsi="Arial"/>
+                <w:b/>
+                <w:bCs/>
+                <w:color w:val="888888"/>
+                <w:sz w:val="18"/>
+                <w:szCs w:val="18"/>
+              </w:rPr>
+              <w:t xml:space="preserve">Domains: </w:t>
+            </w:r>
+            <w:r>
+              <w:rPr>
+                <w:rFonts w:ascii="Arial" w:cs="Arial" w:eastAsia="Arial" w:hAnsi="Arial"/>
+                <w:color w:val="888888"/>
+                <w:sz w:val="18"/>
+                <w:szCs w:val="18"/>
+              </w:rPr>
+              <w:t xml:space="preserve">MN (INTAKE, MATCH).</w:t>
+            </w:r>
+          </w:p>
+        </w:tc>
+      </w:tr>
     </w:tbl>
     <w:p>
       <w:pPr>
@@ -8453,6 +8678,150 @@
               <w:bottom w:val="single" w:color="AAAAAA" w:sz="4"/>
               <w:right w:val="single" w:color="AAAAAA" w:sz="4"/>
             </w:tcBorders>
+            <w:shd w:fill="F2F7FB" w:val="clear"/>
+            <w:tcMar>
+              <w:top w:type="dxa" w:w="40"/>
+              <w:left w:type="dxa" w:w="80"/>
+              <w:bottom w:type="dxa" w:w="40"/>
+              <w:right w:type="dxa" w:w="80"/>
+            </w:tcMar>
+          </w:tcPr>
+          <w:p>
+            <w:r>
+              <w:rPr>
+                <w:rFonts w:ascii="Arial" w:cs="Arial" w:eastAsia="Arial" w:hAnsi="Arial"/>
+                <w:b/>
+                <w:bCs/>
+                <w:sz w:val="18"/>
+                <w:szCs w:val="18"/>
+              </w:rPr>
+              <w:t xml:space="preserve">Requested Mentor → Engagement</w:t>
+            </w:r>
+          </w:p>
+        </w:tc>
+        <w:tc>
+          <w:tcPr>
+            <w:tcW w:type="dxa" w:w="1800"/>
+            <w:tcBorders>
+              <w:top w:val="single" w:color="AAAAAA" w:sz="4"/>
+              <w:left w:val="single" w:color="AAAAAA" w:sz="4"/>
+              <w:bottom w:val="single" w:color="AAAAAA" w:sz="4"/>
+              <w:right w:val="single" w:color="AAAAAA" w:sz="4"/>
+            </w:tcBorders>
+            <w:shd w:fill="F2F7FB" w:val="clear"/>
+            <w:tcMar>
+              <w:top w:type="dxa" w:w="40"/>
+              <w:left w:type="dxa" w:w="80"/>
+              <w:bottom w:type="dxa" w:w="40"/>
+              <w:right w:type="dxa" w:w="80"/>
+            </w:tcMar>
+          </w:tcPr>
+          <w:p>
+            <w:r>
+              <w:rPr>
+                <w:rFonts w:ascii="Arial" w:cs="Arial" w:eastAsia="Arial" w:hAnsi="Arial"/>
+                <w:sz w:val="18"/>
+                <w:szCs w:val="18"/>
+              </w:rPr>
+              <w:t xml:space="preserve">Contact</w:t>
+            </w:r>
+          </w:p>
+        </w:tc>
+        <w:tc>
+          <w:tcPr>
+            <w:tcW w:type="dxa" w:w="1400"/>
+            <w:tcBorders>
+              <w:top w:val="single" w:color="AAAAAA" w:sz="4"/>
+              <w:left w:val="single" w:color="AAAAAA" w:sz="4"/>
+              <w:bottom w:val="single" w:color="AAAAAA" w:sz="4"/>
+              <w:right w:val="single" w:color="AAAAAA" w:sz="4"/>
+            </w:tcBorders>
+            <w:shd w:fill="F2F7FB" w:val="clear"/>
+            <w:tcMar>
+              <w:top w:type="dxa" w:w="40"/>
+              <w:left w:type="dxa" w:w="80"/>
+              <w:bottom w:type="dxa" w:w="40"/>
+              <w:right w:type="dxa" w:w="80"/>
+            </w:tcMar>
+          </w:tcPr>
+          <w:p>
+            <w:r>
+              <w:rPr>
+                <w:rFonts w:ascii="Arial" w:cs="Arial" w:eastAsia="Arial" w:hAnsi="Arial"/>
+                <w:sz w:val="18"/>
+                <w:szCs w:val="18"/>
+              </w:rPr>
+              <w:t xml:space="preserve">manyToOne</w:t>
+            </w:r>
+          </w:p>
+        </w:tc>
+        <w:tc>
+          <w:tcPr>
+            <w:tcW w:type="dxa" w:w="1700"/>
+            <w:tcBorders>
+              <w:top w:val="single" w:color="AAAAAA" w:sz="4"/>
+              <w:left w:val="single" w:color="AAAAAA" w:sz="4"/>
+              <w:bottom w:val="single" w:color="AAAAAA" w:sz="4"/>
+              <w:right w:val="single" w:color="AAAAAA" w:sz="4"/>
+            </w:tcBorders>
+            <w:shd w:fill="F2F7FB" w:val="clear"/>
+            <w:tcMar>
+              <w:top w:type="dxa" w:w="40"/>
+              <w:left w:type="dxa" w:w="80"/>
+              <w:bottom w:type="dxa" w:w="40"/>
+              <w:right w:type="dxa" w:w="80"/>
+            </w:tcMar>
+          </w:tcPr>
+          <w:p>
+            <w:r>
+              <w:rPr>
+                <w:rFonts w:ascii="Arial" w:cs="Arial" w:eastAsia="Arial" w:hAnsi="Arial"/>
+                <w:sz w:val="18"/>
+                <w:szCs w:val="18"/>
+              </w:rPr>
+              <w:t xml:space="preserve">MN-INTAKE-DAT-026</w:t>
+            </w:r>
+          </w:p>
+        </w:tc>
+        <w:tc>
+          <w:tcPr>
+            <w:tcW w:type="dxa" w:w="1860"/>
+            <w:tcBorders>
+              <w:top w:val="single" w:color="AAAAAA" w:sz="4"/>
+              <w:left w:val="single" w:color="AAAAAA" w:sz="4"/>
+              <w:bottom w:val="single" w:color="AAAAAA" w:sz="4"/>
+              <w:right w:val="single" w:color="AAAAAA" w:sz="4"/>
+            </w:tcBorders>
+            <w:shd w:fill="F2F7FB" w:val="clear"/>
+            <w:tcMar>
+              <w:top w:type="dxa" w:w="40"/>
+              <w:left w:type="dxa" w:w="80"/>
+              <w:bottom w:type="dxa" w:w="40"/>
+              <w:right w:type="dxa" w:w="80"/>
+            </w:tcMar>
+          </w:tcPr>
+          <w:p>
+            <w:r>
+              <w:rPr>
+                <w:rFonts w:ascii="Arial" w:cs="Arial" w:eastAsia="Arial" w:hAnsi="Arial"/>
+                <w:sz w:val="18"/>
+                <w:szCs w:val="18"/>
+              </w:rPr>
+              <w:t xml:space="preserve">MN</w:t>
+            </w:r>
+          </w:p>
+        </w:tc>
+      </w:tr>
+      <w:tr>
+        <w:tc>
+          <w:tcPr>
+            <w:tcW w:type="dxa" w:w="2600"/>
+            <w:tcBorders>
+              <w:top w:val="single" w:color="AAAAAA" w:sz="4"/>
+              <w:left w:val="single" w:color="AAAAAA" w:sz="4"/>
+              <w:bottom w:val="single" w:color="AAAAAA" w:sz="4"/>
+              <w:right w:val="single" w:color="AAAAAA" w:sz="4"/>
+            </w:tcBorders>
             <w:tcMar>
               <w:top w:type="dxa" w:w="40"/>
               <w:left w:type="dxa" w:w="80"/>
@@ -9260,6 +9629,29 @@
           <w:szCs w:val="18"/>
         </w:rPr>
         <w:t xml:space="preserve"> Engagement has four separate relationships to the Contact entity: Assigned Mentor, Primary Engagement Contact, Engagement Contacts, and Additional Mentors. These are distinct relationships with different cardinalities and purposes. A single Contact may appear in multiple roles (e.g., a Contact could be both a Primary Engagement Contact on one Engagement and an Engagement Contact on another).</w:t>
+      </w:r>
+    </w:p>
+    <w:p>
+      <w:pPr>
+        <w:spacing w:after="120"/>
+      </w:pPr>
+      <w:r>
+        <w:rPr>
+          <w:rFonts w:ascii="Arial" w:cs="Arial" w:eastAsia="Arial" w:hAnsi="Arial"/>
+          <w:b/>
+          <w:bCs/>
+          <w:sz w:val="18"/>
+          <w:szCs w:val="18"/>
+        </w:rPr>
+        <w:t xml:space="preserve">Note on Requested Mentor:</w:t>
+      </w:r>
+      <w:r>
+        <w:rPr>
+          <w:rFonts w:ascii="Arial" w:cs="Arial" w:eastAsia="Arial" w:hAnsi="Arial"/>
+          <w:sz w:val="18"/>
+          <w:szCs w:val="18"/>
+        </w:rPr>
+        <w:t xml:space="preserve"> An optional client preference set during MN-INTAKE via the intake form. Reviewed by the Client Assignment Coordinator during MN-MATCH per MN-MATCH-REQ-009 before searching the general roster. The preference does not bind the coordinator to the requested mentor — the coordinator may nominate a different mentor if appropriateness, capacity, or availability dictates. The field is structurally parallel to Assigned Mentor (manyToOne to Contact) and lives on the Engagement record.</w:t>
       </w:r>
     </w:p>
     <w:p>
@@ -9995,6 +10387,31 @@
           <w:szCs w:val="18"/>
         </w:rPr>
         <w:t xml:space="preserve">The referringPartner field has two write paths. The primary path is the assigned mentor setting it after the first session of the engagement. CR-PARTNER-MANAGE adds an exception write path: the Partner Coordinator may set or correct referringPartner in unusual circumstances (correction, missed attribution, attribution disputes). Field-level access control must permit both personas to write to this field.</w:t>
+      </w:r>
+    </w:p>
+    <w:p>
+      <w:pPr>
+        <w:spacing w:after="120"/>
+      </w:pPr>
+      <w:r>
+        <w:rPr>
+          <w:rFonts w:ascii="Arial" w:cs="Arial" w:eastAsia="Arial" w:hAnsi="Arial"/>
+          <w:b/>
+          <w:bCs/>
+          <w:sz w:val="18"/>
+          <w:szCs w:val="18"/>
+        </w:rPr>
+        <w:t xml:space="preserve">10. Conditional requiredness for meetingCadence: </w:t>
+      </w:r>
+      <w:r>
+        <w:rPr>
+          <w:rFonts w:ascii="Arial" w:cs="Arial" w:eastAsia="Arial" w:hAnsi="Arial"/>
+          <w:b w:val="false"/>
+          <w:bCs w:val="false"/>
+          <w:sz w:val="18"/>
+          <w:szCs w:val="18"/>
+        </w:rPr>
+        <w:t xml:space="preserve">meetingCadence is Required = No at the field level so that Engagement records can be created at MN-INTAKE before any session has occurred. The mentor sets meetingCadence after the first session per MN-ENGAGE workflow. Validation that meetingCadence is populated before the engagement transitions to Active is enforced via a post-deployment workflow per MN-MC-CR-006 in MANUAL-CONFIG.md. The same pattern is used on the Session entity for sessionType, meetingLocationType, and the attendee minimums (MN-MC-CR-001 through MN-MC-CR-004) — field-level non-required, workflow-validated at status transition.</w:t>
       </w:r>
     </w:p>
     <w:p>
@@ -10767,6 +11184,66 @@
                 <w:szCs w:val="18"/>
               </w:rPr>
               <w:t xml:space="preserve">On-Hold is one of the 10 engagementStatus enum values, not a separate boolean flag. holdEndDate uses dynamic logic visibility (visible when engagementStatus = On-Hold) and is conditionally required when On-Hold.</w:t>
+            </w:r>
+          </w:p>
+        </w:tc>
+      </w:tr>
+      <w:tr>
+        <w:tc>
+          <w:tcPr>
+            <w:tcW w:type="dxa" w:w="1500"/>
+            <w:tcBorders>
+              <w:top w:val="single" w:color="AAAAAA" w:sz="4"/>
+              <w:left w:val="single" w:color="AAAAAA" w:sz="4"/>
+              <w:bottom w:val="single" w:color="AAAAAA" w:sz="4"/>
+              <w:right w:val="single" w:color="AAAAAA" w:sz="4"/>
+            </w:tcBorders>
+            <w:shd w:fill="F2F7FB" w:val="clear"/>
+            <w:tcMar>
+              <w:top w:type="dxa" w:w="40"/>
+              <w:left w:type="dxa" w:w="80"/>
+              <w:bottom w:type="dxa" w:w="40"/>
+              <w:right w:type="dxa" w:w="80"/>
+            </w:tcMar>
+          </w:tcPr>
+          <w:p>
+            <w:r>
+              <w:rPr>
+                <w:rFonts w:ascii="Arial" w:cs="Arial" w:eastAsia="Arial" w:hAnsi="Arial"/>
+                <w:b/>
+                <w:bCs/>
+                <w:sz w:val="18"/>
+                <w:szCs w:val="18"/>
+              </w:rPr>
+              <w:t xml:space="preserve">ENG-DEC-007</w:t>
+            </w:r>
+          </w:p>
+        </w:tc>
+        <w:tc>
+          <w:tcPr>
+            <w:tcW w:type="dxa" w:w="7860"/>
+            <w:tcBorders>
+              <w:top w:val="single" w:color="AAAAAA" w:sz="4"/>
+              <w:left w:val="single" w:color="AAAAAA" w:sz="4"/>
+              <w:bottom w:val="single" w:color="AAAAAA" w:sz="4"/>
+              <w:right w:val="single" w:color="AAAAAA" w:sz="4"/>
+            </w:tcBorders>
+            <w:shd w:fill="F2F7FB" w:val="clear"/>
+            <w:tcMar>
+              <w:top w:type="dxa" w:w="40"/>
+              <w:left w:type="dxa" w:w="80"/>
+              <w:bottom w:type="dxa" w:w="40"/>
+              <w:right w:type="dxa" w:w="80"/>
+            </w:tcMar>
+          </w:tcPr>
+          <w:p>
+            <w:r>
+              <w:rPr>
+                <w:rFonts w:ascii="Arial" w:cs="Arial" w:eastAsia="Arial" w:hAnsi="Arial"/>
+                <w:sz w:val="18"/>
+                <w:szCs w:val="18"/>
+              </w:rPr>
+              <w:t xml:space="preserve">Version 1.3 changes triggered by the 05-05-26 verification pass against the Mentoring Domain PRD. Two field-level corrections to the Engagement entity: (a) requestedMentor added in Section 3.2 and Section 4 as an optional manyToOne link to Contact, sourced from the intake form via MN-INTAKE-DAT-026 and consumed by MN-MATCH-REQ-009 during mentor selection — structurally parallel to engagementAssignedMentor but with audited:false because it captures a preference, not a binding assignment; (b) meetingCadence Required = Yes relaxed to Required = No because the field is set by the mentor after the first session and the intake flow cannot populate it at Engagement creation time. Workflow validation that meetingCadence is populated before the engagement transitions to Active is enforced post-deployment per MN-MC-CR-006. Section 7 gains a new Implementation Note 10 documenting the field-level / workflow split. Source documents extended to cite MN-INTAKE v2.4 and MN-MATCH v2.2.</w:t>
             </w:r>
           </w:p>
         </w:tc>
